--- a/5. SJL - LIT.docx
+++ b/5. SJL - LIT.docx
@@ -20,7 +20,7 @@
     </w:p>
     <w:p>
       <w:pPr>
-        <w:pStyle w:val="ListParagraph"/>
+        <w:pStyle w:val="Odsekzoznamu"/>
         <w:numPr>
           <w:ilvl w:val="0"/>
           <w:numId w:val="1"/>
@@ -40,7 +40,7 @@
     </w:p>
     <w:p>
       <w:pPr>
-        <w:pStyle w:val="ListParagraph"/>
+        <w:pStyle w:val="Odsekzoznamu"/>
         <w:numPr>
           <w:ilvl w:val="0"/>
           <w:numId w:val="3"/>
@@ -58,7 +58,7 @@
     </w:p>
     <w:p>
       <w:pPr>
-        <w:pStyle w:val="ListParagraph"/>
+        <w:pStyle w:val="Odsekzoznamu"/>
         <w:numPr>
           <w:ilvl w:val="0"/>
           <w:numId w:val="3"/>
@@ -157,18 +157,18 @@
           <w:b/>
           <w:bCs/>
         </w:rPr>
-        <w:t>objednávka,</w:t>
-      </w:r>
-      <w:r>
-        <w:rPr>
-          <w:rFonts w:ascii="Times New Roman" w:hAnsi="Times New Roman"/>
-        </w:rPr>
-        <w:t xml:space="preserve"> objednávka, ospravedlnenie, ...</w:t>
-      </w:r>
-    </w:p>
-    <w:p>
-      <w:pPr>
-        <w:pStyle w:val="ListParagraph"/>
+        <w:t>objednávka</w:t>
+      </w:r>
+      <w:r>
+        <w:rPr>
+          <w:rFonts w:ascii="Times New Roman" w:hAnsi="Times New Roman"/>
+        </w:rPr>
+        <w:t>, ospravedlnenie, ...</w:t>
+      </w:r>
+    </w:p>
+    <w:p>
+      <w:pPr>
+        <w:pStyle w:val="Odsekzoznamu"/>
         <w:numPr>
           <w:ilvl w:val="0"/>
           <w:numId w:val="3"/>
@@ -186,7 +186,7 @@
     </w:p>
     <w:p>
       <w:pPr>
-        <w:pStyle w:val="ListParagraph"/>
+        <w:pStyle w:val="Odsekzoznamu"/>
         <w:numPr>
           <w:ilvl w:val="0"/>
           <w:numId w:val="3"/>
@@ -204,7 +204,7 @@
     </w:p>
     <w:p>
       <w:pPr>
-        <w:pStyle w:val="ListParagraph"/>
+        <w:pStyle w:val="Odsekzoznamu"/>
         <w:ind w:left="1440"/>
         <w:rPr>
           <w:rFonts w:ascii="Times New Roman" w:hAnsi="Times New Roman"/>
@@ -213,7 +213,7 @@
     </w:p>
     <w:p>
       <w:pPr>
-        <w:pStyle w:val="ListParagraph"/>
+        <w:pStyle w:val="Odsekzoznamu"/>
         <w:ind w:left="1440"/>
         <w:rPr>
           <w:rFonts w:ascii="Times New Roman" w:hAnsi="Times New Roman"/>
@@ -222,7 +222,7 @@
     </w:p>
     <w:p>
       <w:pPr>
-        <w:pStyle w:val="ListParagraph"/>
+        <w:pStyle w:val="Odsekzoznamu"/>
         <w:numPr>
           <w:ilvl w:val="0"/>
           <w:numId w:val="1"/>
@@ -242,7 +242,7 @@
     </w:p>
     <w:p>
       <w:pPr>
-        <w:pStyle w:val="ListParagraph"/>
+        <w:pStyle w:val="Odsekzoznamu"/>
         <w:numPr>
           <w:ilvl w:val="0"/>
           <w:numId w:val="4"/>
@@ -260,7 +260,7 @@
     </w:p>
     <w:p>
       <w:pPr>
-        <w:pStyle w:val="ListParagraph"/>
+        <w:pStyle w:val="Odsekzoznamu"/>
         <w:numPr>
           <w:ilvl w:val="0"/>
           <w:numId w:val="4"/>
@@ -278,7 +278,7 @@
     </w:p>
     <w:p>
       <w:pPr>
-        <w:pStyle w:val="ListParagraph"/>
+        <w:pStyle w:val="Odsekzoznamu"/>
         <w:numPr>
           <w:ilvl w:val="0"/>
           <w:numId w:val="4"/>
@@ -302,7 +302,7 @@
     </w:p>
     <w:p>
       <w:pPr>
-        <w:pStyle w:val="ListParagraph"/>
+        <w:pStyle w:val="Odsekzoznamu"/>
         <w:numPr>
           <w:ilvl w:val="0"/>
           <w:numId w:val="4"/>
@@ -320,7 +320,7 @@
     </w:p>
     <w:p>
       <w:pPr>
-        <w:pStyle w:val="ListParagraph"/>
+        <w:pStyle w:val="Odsekzoznamu"/>
         <w:numPr>
           <w:ilvl w:val="0"/>
           <w:numId w:val="4"/>
@@ -344,7 +344,7 @@
     </w:p>
     <w:p>
       <w:pPr>
-        <w:pStyle w:val="ListParagraph"/>
+        <w:pStyle w:val="Odsekzoznamu"/>
         <w:numPr>
           <w:ilvl w:val="0"/>
           <w:numId w:val="4"/>
@@ -535,6 +535,7 @@
           <w:sz w:val="28"/>
           <w:szCs w:val="28"/>
         </w:rPr>
+        <w:lastRenderedPageBreak/>
         <w:t xml:space="preserve">ADMINISTRATÍVNY </w:t>
       </w:r>
       <w:r>
@@ -750,7 +751,7 @@
     </w:p>
     <w:p>
       <w:pPr>
-        <w:pStyle w:val="ListParagraph"/>
+        <w:pStyle w:val="Odsekzoznamu"/>
         <w:numPr>
           <w:ilvl w:val="0"/>
           <w:numId w:val="7"/>
@@ -769,7 +770,7 @@
     </w:p>
     <w:p>
       <w:pPr>
-        <w:pStyle w:val="ListParagraph"/>
+        <w:pStyle w:val="Odsekzoznamu"/>
         <w:numPr>
           <w:ilvl w:val="0"/>
           <w:numId w:val="7"/>
@@ -788,7 +789,7 @@
     </w:p>
     <w:p>
       <w:pPr>
-        <w:pStyle w:val="ListParagraph"/>
+        <w:pStyle w:val="Odsekzoznamu"/>
         <w:numPr>
           <w:ilvl w:val="0"/>
           <w:numId w:val="7"/>
@@ -859,7 +860,7 @@
     </w:p>
     <w:p>
       <w:pPr>
-        <w:pStyle w:val="ListParagraph"/>
+        <w:pStyle w:val="Odsekzoznamu"/>
         <w:numPr>
           <w:ilvl w:val="0"/>
           <w:numId w:val="8"/>
@@ -934,7 +935,7 @@
     </w:p>
     <w:p>
       <w:pPr>
-        <w:pStyle w:val="ListParagraph"/>
+        <w:pStyle w:val="Odsekzoznamu"/>
         <w:numPr>
           <w:ilvl w:val="0"/>
           <w:numId w:val="8"/>
@@ -1001,7 +1002,7 @@
     </w:p>
     <w:p>
       <w:pPr>
-        <w:pStyle w:val="ListParagraph"/>
+        <w:pStyle w:val="Odsekzoznamu"/>
         <w:numPr>
           <w:ilvl w:val="0"/>
           <w:numId w:val="8"/>
@@ -1020,7 +1021,7 @@
     </w:p>
     <w:p>
       <w:pPr>
-        <w:pStyle w:val="ListParagraph"/>
+        <w:pStyle w:val="Odsekzoznamu"/>
         <w:numPr>
           <w:ilvl w:val="0"/>
           <w:numId w:val="8"/>
@@ -1039,7 +1040,7 @@
     </w:p>
     <w:p>
       <w:pPr>
-        <w:pStyle w:val="ListParagraph"/>
+        <w:pStyle w:val="Odsekzoznamu"/>
         <w:numPr>
           <w:ilvl w:val="0"/>
           <w:numId w:val="8"/>
@@ -1242,7 +1243,7 @@
     </w:p>
     <w:p>
       <w:pPr>
-        <w:pStyle w:val="ListParagraph"/>
+        <w:pStyle w:val="Odsekzoznamu"/>
         <w:numPr>
           <w:ilvl w:val="0"/>
           <w:numId w:val="14"/>
@@ -1277,7 +1278,7 @@
     </w:p>
     <w:p>
       <w:pPr>
-        <w:pStyle w:val="ListParagraph"/>
+        <w:pStyle w:val="Odsekzoznamu"/>
         <w:numPr>
           <w:ilvl w:val="0"/>
           <w:numId w:val="14"/>
@@ -1304,7 +1305,7 @@
     </w:p>
     <w:p>
       <w:pPr>
-        <w:pStyle w:val="ListParagraph"/>
+        <w:pStyle w:val="Odsekzoznamu"/>
         <w:numPr>
           <w:ilvl w:val="0"/>
           <w:numId w:val="14"/>
@@ -1337,7 +1338,7 @@
     </w:p>
     <w:p>
       <w:pPr>
-        <w:pStyle w:val="ListParagraph"/>
+        <w:pStyle w:val="Odsekzoznamu"/>
         <w:numPr>
           <w:ilvl w:val="1"/>
           <w:numId w:val="14"/>
@@ -1364,7 +1365,7 @@
     </w:p>
     <w:p>
       <w:pPr>
-        <w:pStyle w:val="ListParagraph"/>
+        <w:pStyle w:val="Odsekzoznamu"/>
         <w:numPr>
           <w:ilvl w:val="1"/>
           <w:numId w:val="14"/>
@@ -1391,7 +1392,7 @@
     </w:p>
     <w:p>
       <w:pPr>
-        <w:pStyle w:val="ListParagraph"/>
+        <w:pStyle w:val="Odsekzoznamu"/>
         <w:numPr>
           <w:ilvl w:val="0"/>
           <w:numId w:val="14"/>
@@ -1418,7 +1419,7 @@
     </w:p>
     <w:p>
       <w:pPr>
-        <w:pStyle w:val="ListParagraph"/>
+        <w:pStyle w:val="Odsekzoznamu"/>
         <w:numPr>
           <w:ilvl w:val="0"/>
           <w:numId w:val="14"/>
@@ -1445,7 +1446,7 @@
     </w:p>
     <w:p>
       <w:pPr>
-        <w:pStyle w:val="ListParagraph"/>
+        <w:pStyle w:val="Odsekzoznamu"/>
         <w:numPr>
           <w:ilvl w:val="0"/>
           <w:numId w:val="14"/>
@@ -1468,7 +1469,7 @@
     </w:p>
     <w:p>
       <w:pPr>
-        <w:pStyle w:val="ListParagraph"/>
+        <w:pStyle w:val="Odsekzoznamu"/>
         <w:numPr>
           <w:ilvl w:val="0"/>
           <w:numId w:val="14"/>
@@ -1491,7 +1492,7 @@
     </w:p>
     <w:p>
       <w:pPr>
-        <w:pStyle w:val="ListParagraph"/>
+        <w:pStyle w:val="Odsekzoznamu"/>
         <w:numPr>
           <w:ilvl w:val="0"/>
           <w:numId w:val="14"/>
@@ -1554,7 +1555,7 @@
     </w:p>
     <w:p>
       <w:pPr>
-        <w:pStyle w:val="ListParagraph"/>
+        <w:pStyle w:val="Odsekzoznamu"/>
         <w:numPr>
           <w:ilvl w:val="0"/>
           <w:numId w:val="9"/>
@@ -1573,7 +1574,7 @@
     </w:p>
     <w:p>
       <w:pPr>
-        <w:pStyle w:val="ListParagraph"/>
+        <w:pStyle w:val="Odsekzoznamu"/>
         <w:numPr>
           <w:ilvl w:val="0"/>
           <w:numId w:val="9"/>
@@ -1610,7 +1611,7 @@
     </w:p>
     <w:p>
       <w:pPr>
-        <w:pStyle w:val="ListParagraph"/>
+        <w:pStyle w:val="Odsekzoznamu"/>
         <w:numPr>
           <w:ilvl w:val="0"/>
           <w:numId w:val="11"/>
@@ -1629,7 +1630,7 @@
     </w:p>
     <w:p>
       <w:pPr>
-        <w:pStyle w:val="ListParagraph"/>
+        <w:pStyle w:val="Odsekzoznamu"/>
         <w:numPr>
           <w:ilvl w:val="0"/>
           <w:numId w:val="11"/>
@@ -1666,7 +1667,7 @@
     </w:p>
     <w:p>
       <w:pPr>
-        <w:pStyle w:val="ListParagraph"/>
+        <w:pStyle w:val="Odsekzoznamu"/>
         <w:numPr>
           <w:ilvl w:val="0"/>
           <w:numId w:val="12"/>
@@ -1685,7 +1686,7 @@
     </w:p>
     <w:p>
       <w:pPr>
-        <w:pStyle w:val="ListParagraph"/>
+        <w:pStyle w:val="Odsekzoznamu"/>
         <w:numPr>
           <w:ilvl w:val="0"/>
           <w:numId w:val="12"/>
@@ -1864,7 +1865,7 @@
     </w:p>
     <w:p>
       <w:pPr>
-        <w:pStyle w:val="ListParagraph"/>
+        <w:pStyle w:val="Odsekzoznamu"/>
         <w:numPr>
           <w:ilvl w:val="0"/>
           <w:numId w:val="15"/>
@@ -1883,7 +1884,7 @@
     </w:p>
     <w:p>
       <w:pPr>
-        <w:pStyle w:val="ListParagraph"/>
+        <w:pStyle w:val="Odsekzoznamu"/>
         <w:numPr>
           <w:ilvl w:val="0"/>
           <w:numId w:val="15"/>
@@ -1929,6 +1930,7 @@
           <w:b/>
           <w:bCs/>
         </w:rPr>
+        <w:lastRenderedPageBreak/>
         <w:t>b) Vyhláška</w:t>
       </w:r>
       <w:r>
@@ -1942,7 +1944,7 @@
     </w:p>
     <w:p>
       <w:pPr>
-        <w:pStyle w:val="ListParagraph"/>
+        <w:pStyle w:val="Odsekzoznamu"/>
         <w:numPr>
           <w:ilvl w:val="0"/>
           <w:numId w:val="16"/>
@@ -1961,7 +1963,7 @@
     </w:p>
     <w:p>
       <w:pPr>
-        <w:pStyle w:val="ListParagraph"/>
+        <w:pStyle w:val="Odsekzoznamu"/>
         <w:numPr>
           <w:ilvl w:val="0"/>
           <w:numId w:val="16"/>
@@ -2024,7 +2026,7 @@
     </w:p>
     <w:p>
       <w:pPr>
-        <w:pStyle w:val="ListParagraph"/>
+        <w:pStyle w:val="Odsekzoznamu"/>
         <w:numPr>
           <w:ilvl w:val="0"/>
           <w:numId w:val="17"/>
@@ -2055,7 +2057,7 @@
     </w:p>
     <w:p>
       <w:pPr>
-        <w:pStyle w:val="ListParagraph"/>
+        <w:pStyle w:val="Odsekzoznamu"/>
         <w:numPr>
           <w:ilvl w:val="0"/>
           <w:numId w:val="17"/>
@@ -2136,7 +2138,7 @@
     </w:p>
     <w:p>
       <w:pPr>
-        <w:pStyle w:val="ListParagraph"/>
+        <w:pStyle w:val="Odsekzoznamu"/>
         <w:numPr>
           <w:ilvl w:val="0"/>
           <w:numId w:val="18"/>
@@ -2163,7 +2165,7 @@
     </w:p>
     <w:p>
       <w:pPr>
-        <w:pStyle w:val="ListParagraph"/>
+        <w:pStyle w:val="Odsekzoznamu"/>
         <w:numPr>
           <w:ilvl w:val="0"/>
           <w:numId w:val="18"/>
@@ -2222,7 +2224,7 @@
     </w:p>
     <w:p>
       <w:pPr>
-        <w:pStyle w:val="ListParagraph"/>
+        <w:pStyle w:val="Odsekzoznamu"/>
         <w:numPr>
           <w:ilvl w:val="1"/>
           <w:numId w:val="18"/>
@@ -2243,7 +2245,7 @@
     </w:p>
     <w:p>
       <w:pPr>
-        <w:pStyle w:val="ListParagraph"/>
+        <w:pStyle w:val="Odsekzoznamu"/>
         <w:numPr>
           <w:ilvl w:val="0"/>
           <w:numId w:val="21"/>
@@ -2300,7 +2302,7 @@
     </w:p>
     <w:p>
       <w:pPr>
-        <w:pStyle w:val="ListParagraph"/>
+        <w:pStyle w:val="Odsekzoznamu"/>
         <w:numPr>
           <w:ilvl w:val="0"/>
           <w:numId w:val="20"/>
@@ -2319,7 +2321,7 @@
     </w:p>
     <w:p>
       <w:pPr>
-        <w:pStyle w:val="ListParagraph"/>
+        <w:pStyle w:val="Odsekzoznamu"/>
         <w:numPr>
           <w:ilvl w:val="0"/>
           <w:numId w:val="20"/>
@@ -2338,7 +2340,7 @@
     </w:p>
     <w:p>
       <w:pPr>
-        <w:pStyle w:val="ListParagraph"/>
+        <w:pStyle w:val="Odsekzoznamu"/>
         <w:numPr>
           <w:ilvl w:val="0"/>
           <w:numId w:val="20"/>
@@ -2389,7 +2391,7 @@
     </w:p>
     <w:p>
       <w:pPr>
-        <w:pStyle w:val="ListParagraph"/>
+        <w:pStyle w:val="Odsekzoznamu"/>
         <w:numPr>
           <w:ilvl w:val="0"/>
           <w:numId w:val="22"/>
@@ -2420,7 +2422,7 @@
     </w:p>
     <w:p>
       <w:pPr>
-        <w:pStyle w:val="ListParagraph"/>
+        <w:pStyle w:val="Odsekzoznamu"/>
         <w:numPr>
           <w:ilvl w:val="1"/>
           <w:numId w:val="22"/>
@@ -2477,7 +2479,7 @@
     </w:p>
     <w:p>
       <w:pPr>
-        <w:pStyle w:val="ListParagraph"/>
+        <w:pStyle w:val="Odsekzoznamu"/>
         <w:numPr>
           <w:ilvl w:val="1"/>
           <w:numId w:val="22"/>
@@ -2502,7 +2504,7 @@
     </w:p>
     <w:p>
       <w:pPr>
-        <w:pStyle w:val="ListParagraph"/>
+        <w:pStyle w:val="Odsekzoznamu"/>
         <w:numPr>
           <w:ilvl w:val="0"/>
           <w:numId w:val="22"/>
@@ -2525,7 +2527,7 @@
     </w:p>
     <w:p>
       <w:pPr>
-        <w:pStyle w:val="ListParagraph"/>
+        <w:pStyle w:val="Odsekzoznamu"/>
         <w:numPr>
           <w:ilvl w:val="1"/>
           <w:numId w:val="22"/>
@@ -2576,7 +2578,7 @@
     </w:p>
     <w:p>
       <w:pPr>
-        <w:pStyle w:val="ListParagraph"/>
+        <w:pStyle w:val="Odsekzoznamu"/>
         <w:numPr>
           <w:ilvl w:val="0"/>
           <w:numId w:val="23"/>
@@ -2627,7 +2629,7 @@
     </w:p>
     <w:p>
       <w:pPr>
-        <w:pStyle w:val="ListParagraph"/>
+        <w:pStyle w:val="Odsekzoznamu"/>
         <w:numPr>
           <w:ilvl w:val="0"/>
           <w:numId w:val="23"/>
@@ -2717,7 +2719,7 @@
     </w:p>
     <w:p>
       <w:pPr>
-        <w:pStyle w:val="ListParagraph"/>
+        <w:pStyle w:val="Odsekzoznamu"/>
         <w:numPr>
           <w:ilvl w:val="0"/>
           <w:numId w:val="19"/>
@@ -2750,7 +2752,7 @@
     </w:p>
     <w:p>
       <w:pPr>
-        <w:pStyle w:val="ListParagraph"/>
+        <w:pStyle w:val="Odsekzoznamu"/>
         <w:numPr>
           <w:ilvl w:val="0"/>
           <w:numId w:val="19"/>
@@ -2829,7 +2831,7 @@
     </w:p>
     <w:p>
       <w:pPr>
-        <w:pStyle w:val="ListParagraph"/>
+        <w:pStyle w:val="Odsekzoznamu"/>
         <w:numPr>
           <w:ilvl w:val="0"/>
           <w:numId w:val="24"/>
@@ -2854,7 +2856,7 @@
     </w:p>
     <w:p>
       <w:pPr>
-        <w:pStyle w:val="ListParagraph"/>
+        <w:pStyle w:val="Odsekzoznamu"/>
         <w:numPr>
           <w:ilvl w:val="0"/>
           <w:numId w:val="24"/>
@@ -2887,7 +2889,7 @@
     </w:p>
     <w:p>
       <w:pPr>
-        <w:pStyle w:val="ListParagraph"/>
+        <w:pStyle w:val="Odsekzoznamu"/>
         <w:numPr>
           <w:ilvl w:val="0"/>
           <w:numId w:val="24"/>
@@ -2910,7 +2912,7 @@
     </w:p>
     <w:p>
       <w:pPr>
-        <w:pStyle w:val="ListParagraph"/>
+        <w:pStyle w:val="Odsekzoznamu"/>
         <w:numPr>
           <w:ilvl w:val="1"/>
           <w:numId w:val="24"/>
@@ -2929,7 +2931,7 @@
     </w:p>
     <w:p>
       <w:pPr>
-        <w:pStyle w:val="ListParagraph"/>
+        <w:pStyle w:val="Odsekzoznamu"/>
         <w:numPr>
           <w:ilvl w:val="1"/>
           <w:numId w:val="24"/>
@@ -2982,7 +2984,7 @@
     </w:p>
     <w:p>
       <w:pPr>
-        <w:pStyle w:val="ListParagraph"/>
+        <w:pStyle w:val="Odsekzoznamu"/>
         <w:numPr>
           <w:ilvl w:val="0"/>
           <w:numId w:val="25"/>
@@ -3001,7 +3003,7 @@
     </w:p>
     <w:p>
       <w:pPr>
-        <w:pStyle w:val="ListParagraph"/>
+        <w:pStyle w:val="Odsekzoznamu"/>
         <w:numPr>
           <w:ilvl w:val="0"/>
           <w:numId w:val="25"/>
@@ -3024,7 +3026,7 @@
     </w:p>
     <w:p>
       <w:pPr>
-        <w:pStyle w:val="ListParagraph"/>
+        <w:pStyle w:val="Odsekzoznamu"/>
         <w:numPr>
           <w:ilvl w:val="1"/>
           <w:numId w:val="25"/>
@@ -3043,7 +3045,7 @@
     </w:p>
     <w:p>
       <w:pPr>
-        <w:pStyle w:val="ListParagraph"/>
+        <w:pStyle w:val="Odsekzoznamu"/>
         <w:numPr>
           <w:ilvl w:val="1"/>
           <w:numId w:val="25"/>
@@ -3096,7 +3098,7 @@
     </w:p>
     <w:p>
       <w:pPr>
-        <w:pStyle w:val="ListParagraph"/>
+        <w:pStyle w:val="Odsekzoznamu"/>
         <w:numPr>
           <w:ilvl w:val="0"/>
           <w:numId w:val="26"/>
@@ -3149,7 +3151,7 @@
     </w:p>
     <w:p>
       <w:pPr>
-        <w:pStyle w:val="ListParagraph"/>
+        <w:pStyle w:val="Odsekzoznamu"/>
         <w:numPr>
           <w:ilvl w:val="0"/>
           <w:numId w:val="26"/>
@@ -3176,7 +3178,7 @@
     </w:p>
     <w:p>
       <w:pPr>
-        <w:pStyle w:val="ListParagraph"/>
+        <w:pStyle w:val="Odsekzoznamu"/>
         <w:numPr>
           <w:ilvl w:val="0"/>
           <w:numId w:val="26"/>
@@ -3199,7 +3201,7 @@
     </w:p>
     <w:p>
       <w:pPr>
-        <w:pStyle w:val="ListParagraph"/>
+        <w:pStyle w:val="Odsekzoznamu"/>
         <w:numPr>
           <w:ilvl w:val="1"/>
           <w:numId w:val="26"/>
@@ -3220,7 +3222,7 @@
     </w:p>
     <w:p>
       <w:pPr>
-        <w:pStyle w:val="ListParagraph"/>
+        <w:pStyle w:val="Odsekzoznamu"/>
         <w:numPr>
           <w:ilvl w:val="1"/>
           <w:numId w:val="26"/>
@@ -3241,7 +3243,7 @@
     </w:p>
     <w:p>
       <w:pPr>
-        <w:pStyle w:val="ListParagraph"/>
+        <w:pStyle w:val="Odsekzoznamu"/>
         <w:numPr>
           <w:ilvl w:val="1"/>
           <w:numId w:val="26"/>
@@ -3280,7 +3282,7 @@
     </w:p>
     <w:p>
       <w:pPr>
-        <w:pStyle w:val="ListParagraph"/>
+        <w:pStyle w:val="Odsekzoznamu"/>
         <w:numPr>
           <w:ilvl w:val="1"/>
           <w:numId w:val="26"/>
@@ -3299,7 +3301,7 @@
     </w:p>
     <w:p>
       <w:pPr>
-        <w:pStyle w:val="ListParagraph"/>
+        <w:pStyle w:val="Odsekzoznamu"/>
         <w:numPr>
           <w:ilvl w:val="1"/>
           <w:numId w:val="26"/>
@@ -3383,6 +3385,7 @@
           <w:sz w:val="28"/>
           <w:szCs w:val="28"/>
         </w:rPr>
+        <w:lastRenderedPageBreak/>
         <w:t>KLASICIZMUS</w:t>
       </w:r>
     </w:p>
@@ -3406,7 +3409,7 @@
     </w:p>
     <w:p>
       <w:pPr>
-        <w:pStyle w:val="ListParagraph"/>
+        <w:pStyle w:val="Odsekzoznamu"/>
         <w:numPr>
           <w:ilvl w:val="0"/>
           <w:numId w:val="29"/>
@@ -3447,7 +3450,7 @@
     </w:p>
     <w:p>
       <w:pPr>
-        <w:pStyle w:val="ListParagraph"/>
+        <w:pStyle w:val="Odsekzoznamu"/>
         <w:numPr>
           <w:ilvl w:val="0"/>
           <w:numId w:val="29"/>
@@ -3466,7 +3469,7 @@
     </w:p>
     <w:p>
       <w:pPr>
-        <w:pStyle w:val="ListParagraph"/>
+        <w:pStyle w:val="Odsekzoznamu"/>
         <w:numPr>
           <w:ilvl w:val="1"/>
           <w:numId w:val="29"/>
@@ -3491,7 +3494,7 @@
     </w:p>
     <w:p>
       <w:pPr>
-        <w:pStyle w:val="ListParagraph"/>
+        <w:pStyle w:val="Odsekzoznamu"/>
         <w:numPr>
           <w:ilvl w:val="1"/>
           <w:numId w:val="29"/>
@@ -3510,7 +3513,7 @@
     </w:p>
     <w:p>
       <w:pPr>
-        <w:pStyle w:val="ListParagraph"/>
+        <w:pStyle w:val="Odsekzoznamu"/>
         <w:numPr>
           <w:ilvl w:val="1"/>
           <w:numId w:val="29"/>
@@ -3529,7 +3532,7 @@
     </w:p>
     <w:p>
       <w:pPr>
-        <w:pStyle w:val="ListParagraph"/>
+        <w:pStyle w:val="Odsekzoznamu"/>
         <w:numPr>
           <w:ilvl w:val="0"/>
           <w:numId w:val="30"/>
@@ -3654,7 +3657,7 @@
     </w:p>
     <w:p>
       <w:pPr>
-        <w:pStyle w:val="ListParagraph"/>
+        <w:pStyle w:val="Odsekzoznamu"/>
         <w:numPr>
           <w:ilvl w:val="0"/>
           <w:numId w:val="30"/>
@@ -3751,7 +3754,7 @@
     </w:p>
     <w:p>
       <w:pPr>
-        <w:pStyle w:val="ListParagraph"/>
+        <w:pStyle w:val="Odsekzoznamu"/>
         <w:numPr>
           <w:ilvl w:val="0"/>
           <w:numId w:val="30"/>
@@ -3812,7 +3815,7 @@
     </w:p>
     <w:p>
       <w:pPr>
-        <w:pStyle w:val="ListParagraph"/>
+        <w:pStyle w:val="Odsekzoznamu"/>
         <w:numPr>
           <w:ilvl w:val="0"/>
           <w:numId w:val="30"/>
@@ -3885,7 +3888,7 @@
     </w:p>
     <w:p>
       <w:pPr>
-        <w:pStyle w:val="ListParagraph"/>
+        <w:pStyle w:val="Odsekzoznamu"/>
         <w:numPr>
           <w:ilvl w:val="0"/>
           <w:numId w:val="30"/>
@@ -3950,7 +3953,7 @@
     </w:p>
     <w:p>
       <w:pPr>
-        <w:pStyle w:val="ListParagraph"/>
+        <w:pStyle w:val="Odsekzoznamu"/>
         <w:numPr>
           <w:ilvl w:val="1"/>
           <w:numId w:val="30"/>
@@ -3983,7 +3986,7 @@
     </w:p>
     <w:p>
       <w:pPr>
-        <w:pStyle w:val="ListParagraph"/>
+        <w:pStyle w:val="Odsekzoznamu"/>
         <w:numPr>
           <w:ilvl w:val="1"/>
           <w:numId w:val="30"/>
@@ -4030,7 +4033,7 @@
     </w:p>
     <w:p>
       <w:pPr>
-        <w:pStyle w:val="ListParagraph"/>
+        <w:pStyle w:val="Odsekzoznamu"/>
         <w:numPr>
           <w:ilvl w:val="0"/>
           <w:numId w:val="34"/>
@@ -4121,7 +4124,7 @@
     </w:p>
     <w:p>
       <w:pPr>
-        <w:pStyle w:val="ListParagraph"/>
+        <w:pStyle w:val="Odsekzoznamu"/>
         <w:numPr>
           <w:ilvl w:val="0"/>
           <w:numId w:val="34"/>
@@ -4154,7 +4157,7 @@
     </w:p>
     <w:p>
       <w:pPr>
-        <w:pStyle w:val="ListParagraph"/>
+        <w:pStyle w:val="Odsekzoznamu"/>
         <w:numPr>
           <w:ilvl w:val="0"/>
           <w:numId w:val="34"/>
@@ -4193,7 +4196,7 @@
     </w:p>
     <w:p>
       <w:pPr>
-        <w:pStyle w:val="ListParagraph"/>
+        <w:pStyle w:val="Odsekzoznamu"/>
         <w:numPr>
           <w:ilvl w:val="0"/>
           <w:numId w:val="34"/>
@@ -4220,7 +4223,7 @@
     </w:p>
     <w:p>
       <w:pPr>
-        <w:pStyle w:val="ListParagraph"/>
+        <w:pStyle w:val="Odsekzoznamu"/>
         <w:numPr>
           <w:ilvl w:val="1"/>
           <w:numId w:val="34"/>
@@ -4269,7 +4272,7 @@
     </w:p>
     <w:p>
       <w:pPr>
-        <w:pStyle w:val="ListParagraph"/>
+        <w:pStyle w:val="Odsekzoznamu"/>
         <w:numPr>
           <w:ilvl w:val="1"/>
           <w:numId w:val="34"/>
@@ -4296,7 +4299,7 @@
     </w:p>
     <w:p>
       <w:pPr>
-        <w:pStyle w:val="ListParagraph"/>
+        <w:pStyle w:val="Odsekzoznamu"/>
         <w:numPr>
           <w:ilvl w:val="1"/>
           <w:numId w:val="34"/>
@@ -4347,7 +4350,7 @@
     </w:p>
     <w:p>
       <w:pPr>
-        <w:pStyle w:val="ListParagraph"/>
+        <w:pStyle w:val="Odsekzoznamu"/>
         <w:numPr>
           <w:ilvl w:val="0"/>
           <w:numId w:val="56"/>
@@ -4396,7 +4399,7 @@
     </w:p>
     <w:p>
       <w:pPr>
-        <w:pStyle w:val="ListParagraph"/>
+        <w:pStyle w:val="Odsekzoznamu"/>
         <w:numPr>
           <w:ilvl w:val="0"/>
           <w:numId w:val="35"/>
@@ -4435,7 +4438,7 @@
     </w:p>
     <w:p>
       <w:pPr>
-        <w:pStyle w:val="ListParagraph"/>
+        <w:pStyle w:val="Odsekzoznamu"/>
         <w:numPr>
           <w:ilvl w:val="0"/>
           <w:numId w:val="35"/>
@@ -4454,7 +4457,7 @@
     </w:p>
     <w:p>
       <w:pPr>
-        <w:pStyle w:val="ListParagraph"/>
+        <w:pStyle w:val="Odsekzoznamu"/>
         <w:numPr>
           <w:ilvl w:val="1"/>
           <w:numId w:val="35"/>
@@ -4483,7 +4486,7 @@
     </w:p>
     <w:p>
       <w:pPr>
-        <w:pStyle w:val="ListParagraph"/>
+        <w:pStyle w:val="Odsekzoznamu"/>
         <w:numPr>
           <w:ilvl w:val="1"/>
           <w:numId w:val="35"/>
@@ -4510,7 +4513,7 @@
     </w:p>
     <w:p>
       <w:pPr>
-        <w:pStyle w:val="ListParagraph"/>
+        <w:pStyle w:val="Odsekzoznamu"/>
         <w:numPr>
           <w:ilvl w:val="1"/>
           <w:numId w:val="35"/>
@@ -4559,7 +4562,7 @@
     </w:p>
     <w:p>
       <w:pPr>
-        <w:pStyle w:val="ListParagraph"/>
+        <w:pStyle w:val="Odsekzoznamu"/>
         <w:numPr>
           <w:ilvl w:val="0"/>
           <w:numId w:val="36"/>
@@ -4600,7 +4603,7 @@
     </w:p>
     <w:p>
       <w:pPr>
-        <w:pStyle w:val="ListParagraph"/>
+        <w:pStyle w:val="Odsekzoznamu"/>
         <w:numPr>
           <w:ilvl w:val="0"/>
           <w:numId w:val="36"/>
@@ -4703,7 +4706,7 @@
     </w:p>
     <w:p>
       <w:pPr>
-        <w:pStyle w:val="ListParagraph"/>
+        <w:pStyle w:val="Odsekzoznamu"/>
         <w:numPr>
           <w:ilvl w:val="0"/>
           <w:numId w:val="37"/>
@@ -4736,7 +4739,7 @@
     </w:p>
     <w:p>
       <w:pPr>
-        <w:pStyle w:val="ListParagraph"/>
+        <w:pStyle w:val="Odsekzoznamu"/>
         <w:numPr>
           <w:ilvl w:val="0"/>
           <w:numId w:val="37"/>
@@ -4795,7 +4798,7 @@
     </w:p>
     <w:p>
       <w:pPr>
-        <w:pStyle w:val="ListParagraph"/>
+        <w:pStyle w:val="Odsekzoznamu"/>
         <w:numPr>
           <w:ilvl w:val="0"/>
           <w:numId w:val="37"/>
@@ -4828,7 +4831,7 @@
     </w:p>
     <w:p>
       <w:pPr>
-        <w:pStyle w:val="ListParagraph"/>
+        <w:pStyle w:val="Odsekzoznamu"/>
         <w:numPr>
           <w:ilvl w:val="0"/>
           <w:numId w:val="37"/>
@@ -4913,7 +4916,7 @@
     </w:p>
     <w:p>
       <w:pPr>
-        <w:pStyle w:val="ListParagraph"/>
+        <w:pStyle w:val="Odsekzoznamu"/>
         <w:numPr>
           <w:ilvl w:val="0"/>
           <w:numId w:val="38"/>
@@ -4958,7 +4961,7 @@
     </w:p>
     <w:p>
       <w:pPr>
-        <w:pStyle w:val="ListParagraph"/>
+        <w:pStyle w:val="Odsekzoznamu"/>
         <w:numPr>
           <w:ilvl w:val="0"/>
           <w:numId w:val="38"/>
@@ -5009,7 +5012,7 @@
     </w:p>
     <w:p>
       <w:pPr>
-        <w:pStyle w:val="ListParagraph"/>
+        <w:pStyle w:val="Odsekzoznamu"/>
         <w:spacing w:before="240" w:after="0" w:line="240" w:lineRule="auto"/>
         <w:rPr>
           <w:rFonts w:ascii="Times New Roman" w:hAnsi="Times New Roman"/>
@@ -5020,7 +5023,7 @@
     </w:p>
     <w:p>
       <w:pPr>
-        <w:pStyle w:val="ListParagraph"/>
+        <w:pStyle w:val="Odsekzoznamu"/>
         <w:spacing w:before="240" w:after="0" w:line="240" w:lineRule="auto"/>
         <w:rPr>
           <w:rFonts w:ascii="Times New Roman" w:hAnsi="Times New Roman"/>
@@ -5048,12 +5051,13 @@
           <w:sz w:val="28"/>
           <w:szCs w:val="28"/>
         </w:rPr>
+        <w:lastRenderedPageBreak/>
         <w:t>VRCHOLNÝ KLASICIZMUS</w:t>
       </w:r>
     </w:p>
     <w:p>
       <w:pPr>
-        <w:pStyle w:val="ListParagraph"/>
+        <w:pStyle w:val="Odsekzoznamu"/>
         <w:numPr>
           <w:ilvl w:val="0"/>
           <w:numId w:val="42"/>
@@ -5074,7 +5078,7 @@
     </w:p>
     <w:p>
       <w:pPr>
-        <w:pStyle w:val="ListParagraph"/>
+        <w:pStyle w:val="Odsekzoznamu"/>
         <w:numPr>
           <w:ilvl w:val="0"/>
           <w:numId w:val="42"/>
@@ -5095,7 +5099,7 @@
     </w:p>
     <w:p>
       <w:pPr>
-        <w:pStyle w:val="ListParagraph"/>
+        <w:pStyle w:val="Odsekzoznamu"/>
         <w:numPr>
           <w:ilvl w:val="0"/>
           <w:numId w:val="42"/>
@@ -5116,7 +5120,7 @@
     </w:p>
     <w:p>
       <w:pPr>
-        <w:pStyle w:val="ListParagraph"/>
+        <w:pStyle w:val="Odsekzoznamu"/>
         <w:numPr>
           <w:ilvl w:val="0"/>
           <w:numId w:val="42"/>
@@ -5177,7 +5181,7 @@
     </w:p>
     <w:p>
       <w:pPr>
-        <w:pStyle w:val="ListParagraph"/>
+        <w:pStyle w:val="Odsekzoznamu"/>
         <w:numPr>
           <w:ilvl w:val="0"/>
           <w:numId w:val="43"/>
@@ -5216,7 +5220,7 @@
     </w:p>
     <w:p>
       <w:pPr>
-        <w:pStyle w:val="ListParagraph"/>
+        <w:pStyle w:val="Odsekzoznamu"/>
         <w:numPr>
           <w:ilvl w:val="0"/>
           <w:numId w:val="43"/>
@@ -5235,7 +5239,7 @@
     </w:p>
     <w:p>
       <w:pPr>
-        <w:pStyle w:val="ListParagraph"/>
+        <w:pStyle w:val="Odsekzoznamu"/>
         <w:numPr>
           <w:ilvl w:val="0"/>
           <w:numId w:val="43"/>
@@ -5262,7 +5266,7 @@
     </w:p>
     <w:p>
       <w:pPr>
-        <w:pStyle w:val="ListParagraph"/>
+        <w:pStyle w:val="Odsekzoznamu"/>
         <w:numPr>
           <w:ilvl w:val="0"/>
           <w:numId w:val="43"/>
@@ -5319,7 +5323,7 @@
     </w:p>
     <w:p>
       <w:pPr>
-        <w:pStyle w:val="ListParagraph"/>
+        <w:pStyle w:val="Odsekzoznamu"/>
         <w:numPr>
           <w:ilvl w:val="0"/>
           <w:numId w:val="43"/>
@@ -5342,7 +5346,7 @@
     </w:p>
     <w:p>
       <w:pPr>
-        <w:pStyle w:val="ListParagraph"/>
+        <w:pStyle w:val="Odsekzoznamu"/>
         <w:numPr>
           <w:ilvl w:val="1"/>
           <w:numId w:val="43"/>
@@ -5375,7 +5379,7 @@
     </w:p>
     <w:p>
       <w:pPr>
-        <w:pStyle w:val="ListParagraph"/>
+        <w:pStyle w:val="Odsekzoznamu"/>
         <w:numPr>
           <w:ilvl w:val="1"/>
           <w:numId w:val="43"/>
@@ -5548,7 +5552,7 @@
     </w:p>
     <w:p>
       <w:pPr>
-        <w:pStyle w:val="ListParagraph"/>
+        <w:pStyle w:val="Odsekzoznamu"/>
         <w:numPr>
           <w:ilvl w:val="0"/>
           <w:numId w:val="44"/>
@@ -5598,7 +5602,7 @@
     </w:p>
     <w:p>
       <w:pPr>
-        <w:pStyle w:val="ListParagraph"/>
+        <w:pStyle w:val="Odsekzoznamu"/>
         <w:numPr>
           <w:ilvl w:val="0"/>
           <w:numId w:val="44"/>
@@ -5619,7 +5623,7 @@
     </w:p>
     <w:p>
       <w:pPr>
-        <w:pStyle w:val="ListParagraph"/>
+        <w:pStyle w:val="Odsekzoznamu"/>
         <w:numPr>
           <w:ilvl w:val="0"/>
           <w:numId w:val="44"/>
@@ -5652,7 +5656,7 @@
     </w:p>
     <w:p>
       <w:pPr>
-        <w:pStyle w:val="ListParagraph"/>
+        <w:pStyle w:val="Odsekzoznamu"/>
         <w:numPr>
           <w:ilvl w:val="0"/>
           <w:numId w:val="44"/>
@@ -5740,7 +5744,7 @@
     </w:p>
     <w:p>
       <w:pPr>
-        <w:pStyle w:val="ListParagraph"/>
+        <w:pStyle w:val="Odsekzoznamu"/>
         <w:numPr>
           <w:ilvl w:val="0"/>
           <w:numId w:val="45"/>
@@ -5795,7 +5799,7 @@
     </w:p>
     <w:p>
       <w:pPr>
-        <w:pStyle w:val="ListParagraph"/>
+        <w:pStyle w:val="Odsekzoznamu"/>
         <w:numPr>
           <w:ilvl w:val="0"/>
           <w:numId w:val="45"/>
@@ -5820,7 +5824,7 @@
     </w:p>
     <w:p>
       <w:pPr>
-        <w:pStyle w:val="ListParagraph"/>
+        <w:pStyle w:val="Odsekzoznamu"/>
         <w:numPr>
           <w:ilvl w:val="0"/>
           <w:numId w:val="45"/>
@@ -5916,7 +5920,7 @@
     </w:p>
     <w:p>
       <w:pPr>
-        <w:pStyle w:val="ListParagraph"/>
+        <w:pStyle w:val="Odsekzoznamu"/>
         <w:numPr>
           <w:ilvl w:val="0"/>
           <w:numId w:val="46"/>
@@ -5998,7 +6002,7 @@
     </w:p>
     <w:p>
       <w:pPr>
-        <w:pStyle w:val="ListParagraph"/>
+        <w:pStyle w:val="Odsekzoznamu"/>
         <w:numPr>
           <w:ilvl w:val="0"/>
           <w:numId w:val="46"/>
@@ -6017,7 +6021,7 @@
     </w:p>
     <w:p>
       <w:pPr>
-        <w:pStyle w:val="ListParagraph"/>
+        <w:pStyle w:val="Odsekzoznamu"/>
         <w:numPr>
           <w:ilvl w:val="0"/>
           <w:numId w:val="46"/>
@@ -6110,7 +6114,7 @@
     </w:p>
     <w:p>
       <w:pPr>
-        <w:pStyle w:val="ListParagraph"/>
+        <w:pStyle w:val="Odsekzoznamu"/>
         <w:numPr>
           <w:ilvl w:val="0"/>
           <w:numId w:val="48"/>
@@ -6145,7 +6149,7 @@
     </w:p>
     <w:p>
       <w:pPr>
-        <w:pStyle w:val="ListParagraph"/>
+        <w:pStyle w:val="Odsekzoznamu"/>
         <w:numPr>
           <w:ilvl w:val="0"/>
           <w:numId w:val="48"/>
@@ -6184,7 +6188,7 @@
     </w:p>
     <w:p>
       <w:pPr>
-        <w:pStyle w:val="ListParagraph"/>
+        <w:pStyle w:val="Odsekzoznamu"/>
         <w:numPr>
           <w:ilvl w:val="0"/>
           <w:numId w:val="48"/>
@@ -6229,7 +6233,7 @@
     </w:p>
     <w:p>
       <w:pPr>
-        <w:pStyle w:val="ListParagraph"/>
+        <w:pStyle w:val="Odsekzoznamu"/>
         <w:numPr>
           <w:ilvl w:val="0"/>
           <w:numId w:val="48"/>
@@ -6278,7 +6282,7 @@
     </w:p>
     <w:p>
       <w:pPr>
-        <w:pStyle w:val="ListParagraph"/>
+        <w:pStyle w:val="Odsekzoznamu"/>
         <w:numPr>
           <w:ilvl w:val="0"/>
           <w:numId w:val="48"/>
@@ -6346,12 +6350,13 @@
           <w:b/>
           <w:bCs/>
         </w:rPr>
+        <w:lastRenderedPageBreak/>
         <w:t>DIELO:</w:t>
       </w:r>
     </w:p>
     <w:p>
       <w:pPr>
-        <w:pStyle w:val="ListParagraph"/>
+        <w:pStyle w:val="Odsekzoznamu"/>
         <w:numPr>
           <w:ilvl w:val="0"/>
           <w:numId w:val="47"/>
@@ -6392,7 +6397,7 @@
     </w:p>
     <w:p>
       <w:pPr>
-        <w:pStyle w:val="ListParagraph"/>
+        <w:pStyle w:val="Odsekzoznamu"/>
         <w:numPr>
           <w:ilvl w:val="0"/>
           <w:numId w:val="47"/>
@@ -6427,7 +6432,7 @@
     </w:p>
     <w:p>
       <w:pPr>
-        <w:pStyle w:val="ListParagraph"/>
+        <w:pStyle w:val="Odsekzoznamu"/>
         <w:numPr>
           <w:ilvl w:val="0"/>
           <w:numId w:val="47"/>
@@ -6512,7 +6517,7 @@
     </w:p>
     <w:p>
       <w:pPr>
-        <w:pStyle w:val="ListParagraph"/>
+        <w:pStyle w:val="Odsekzoznamu"/>
         <w:numPr>
           <w:ilvl w:val="0"/>
           <w:numId w:val="52"/>
@@ -6545,7 +6550,7 @@
     </w:p>
     <w:p>
       <w:pPr>
-        <w:pStyle w:val="ListParagraph"/>
+        <w:pStyle w:val="Odsekzoznamu"/>
         <w:numPr>
           <w:ilvl w:val="0"/>
           <w:numId w:val="52"/>
@@ -6572,7 +6577,7 @@
     </w:p>
     <w:p>
       <w:pPr>
-        <w:pStyle w:val="ListParagraph"/>
+        <w:pStyle w:val="Odsekzoznamu"/>
         <w:numPr>
           <w:ilvl w:val="0"/>
           <w:numId w:val="52"/>
@@ -6617,7 +6622,7 @@
     </w:p>
     <w:p>
       <w:pPr>
-        <w:pStyle w:val="ListParagraph"/>
+        <w:pStyle w:val="Odsekzoznamu"/>
         <w:numPr>
           <w:ilvl w:val="0"/>
           <w:numId w:val="52"/>
@@ -6686,7 +6691,7 @@
     </w:p>
     <w:p>
       <w:pPr>
-        <w:pStyle w:val="ListParagraph"/>
+        <w:pStyle w:val="Odsekzoznamu"/>
         <w:numPr>
           <w:ilvl w:val="0"/>
           <w:numId w:val="53"/>
@@ -6733,7 +6738,7 @@
     </w:p>
     <w:p>
       <w:pPr>
-        <w:pStyle w:val="ListParagraph"/>
+        <w:pStyle w:val="Odsekzoznamu"/>
         <w:numPr>
           <w:ilvl w:val="0"/>
           <w:numId w:val="53"/>
@@ -7202,7 +7207,7 @@
     </w:p>
     <w:p>
       <w:pPr>
-        <w:pStyle w:val="ListParagraph"/>
+        <w:pStyle w:val="Odsekzoznamu"/>
         <w:numPr>
           <w:ilvl w:val="0"/>
           <w:numId w:val="50"/>
@@ -7221,7 +7226,7 @@
     </w:p>
     <w:p>
       <w:pPr>
-        <w:pStyle w:val="ListParagraph"/>
+        <w:pStyle w:val="Odsekzoznamu"/>
         <w:numPr>
           <w:ilvl w:val="0"/>
           <w:numId w:val="50"/>
@@ -7246,7 +7251,7 @@
     </w:p>
     <w:p>
       <w:pPr>
-        <w:pStyle w:val="ListParagraph"/>
+        <w:pStyle w:val="Odsekzoznamu"/>
         <w:numPr>
           <w:ilvl w:val="0"/>
           <w:numId w:val="50"/>
@@ -7271,7 +7276,7 @@
     </w:p>
     <w:p>
       <w:pPr>
-        <w:pStyle w:val="ListParagraph"/>
+        <w:pStyle w:val="Odsekzoznamu"/>
         <w:numPr>
           <w:ilvl w:val="0"/>
           <w:numId w:val="50"/>
@@ -7320,7 +7325,7 @@
     </w:p>
     <w:p>
       <w:pPr>
-        <w:pStyle w:val="ListParagraph"/>
+        <w:pStyle w:val="Odsekzoznamu"/>
         <w:numPr>
           <w:ilvl w:val="0"/>
           <w:numId w:val="50"/>
@@ -7529,7 +7534,7 @@
     </w:p>
     <w:p>
       <w:pPr>
-        <w:pStyle w:val="ListParagraph"/>
+        <w:pStyle w:val="Odsekzoznamu"/>
         <w:numPr>
           <w:ilvl w:val="0"/>
           <w:numId w:val="54"/>
@@ -7556,7 +7561,7 @@
     </w:p>
     <w:p>
       <w:pPr>
-        <w:pStyle w:val="ListParagraph"/>
+        <w:pStyle w:val="Odsekzoznamu"/>
         <w:numPr>
           <w:ilvl w:val="0"/>
           <w:numId w:val="54"/>
@@ -7577,7 +7582,7 @@
     </w:p>
     <w:p>
       <w:pPr>
-        <w:pStyle w:val="ListParagraph"/>
+        <w:pStyle w:val="Odsekzoznamu"/>
         <w:numPr>
           <w:ilvl w:val="0"/>
           <w:numId w:val="54"/>
@@ -7598,7 +7603,7 @@
     </w:p>
     <w:p>
       <w:pPr>
-        <w:pStyle w:val="ListParagraph"/>
+        <w:pStyle w:val="Odsekzoznamu"/>
         <w:numPr>
           <w:ilvl w:val="0"/>
           <w:numId w:val="54"/>
@@ -7625,7 +7630,7 @@
     </w:p>
     <w:p>
       <w:pPr>
-        <w:pStyle w:val="ListParagraph"/>
+        <w:pStyle w:val="Odsekzoznamu"/>
         <w:numPr>
           <w:ilvl w:val="1"/>
           <w:numId w:val="54"/>
@@ -7646,7 +7651,7 @@
     </w:p>
     <w:p>
       <w:pPr>
-        <w:pStyle w:val="ListParagraph"/>
+        <w:pStyle w:val="Odsekzoznamu"/>
         <w:numPr>
           <w:ilvl w:val="1"/>
           <w:numId w:val="54"/>
@@ -7679,7 +7684,7 @@
     </w:p>
     <w:p>
       <w:pPr>
-        <w:pStyle w:val="ListParagraph"/>
+        <w:pStyle w:val="Odsekzoznamu"/>
         <w:numPr>
           <w:ilvl w:val="0"/>
           <w:numId w:val="55"/>
@@ -7700,7 +7705,7 @@
     </w:p>
     <w:p>
       <w:pPr>
-        <w:pStyle w:val="ListParagraph"/>
+        <w:pStyle w:val="Odsekzoznamu"/>
         <w:numPr>
           <w:ilvl w:val="1"/>
           <w:numId w:val="55"/>
@@ -7721,7 +7726,7 @@
     </w:p>
     <w:p>
       <w:pPr>
-        <w:pStyle w:val="ListParagraph"/>
+        <w:pStyle w:val="Odsekzoznamu"/>
         <w:numPr>
           <w:ilvl w:val="1"/>
           <w:numId w:val="55"/>
@@ -7742,7 +7747,7 @@
     </w:p>
     <w:p>
       <w:pPr>
-        <w:pStyle w:val="ListParagraph"/>
+        <w:pStyle w:val="Odsekzoznamu"/>
         <w:numPr>
           <w:ilvl w:val="0"/>
           <w:numId w:val="55"/>
@@ -7772,31 +7777,6 @@
     <w:p>
       <w:pPr>
         <w:spacing w:before="240" w:after="0"/>
-        <w:rPr>
-          <w:rFonts w:ascii="Times New Roman" w:hAnsi="Times New Roman"/>
-        </w:rPr>
-      </w:pPr>
-    </w:p>
-    <w:p>
-      <w:pPr>
-        <w:spacing w:before="240" w:after="0"/>
-        <w:ind w:left="360"/>
-        <w:rPr>
-          <w:rFonts w:ascii="Times New Roman" w:hAnsi="Times New Roman"/>
-        </w:rPr>
-      </w:pPr>
-    </w:p>
-    <w:p>
-      <w:pPr>
-        <w:spacing w:after="0"/>
-        <w:rPr>
-          <w:rFonts w:ascii="Times New Roman" w:hAnsi="Times New Roman"/>
-        </w:rPr>
-      </w:pPr>
-    </w:p>
-    <w:p>
-      <w:pPr>
-        <w:spacing w:after="0"/>
         <w:rPr>
           <w:rFonts w:ascii="Times New Roman" w:hAnsi="Times New Roman"/>
         </w:rPr>
@@ -14586,7 +14566,7 @@
     <w:lsdException w:name="Unresolved Mention" w:semiHidden="1" w:unhideWhenUsed="1"/>
     <w:lsdException w:name="Smart Link" w:semiHidden="1" w:unhideWhenUsed="1"/>
   </w:latentStyles>
-  <w:style w:type="paragraph" w:default="1" w:styleId="Normal">
+  <w:style w:type="paragraph" w:default="1" w:styleId="Normlny">
     <w:name w:val="Normal"/>
     <w:qFormat/>
     <w:rsid w:val="00471385"/>
@@ -14599,13 +14579,13 @@
       <w:lang w:val="sk-SK" w:eastAsia="en-US"/>
     </w:rPr>
   </w:style>
-  <w:style w:type="character" w:default="1" w:styleId="DefaultParagraphFont">
+  <w:style w:type="character" w:default="1" w:styleId="Predvolenpsmoodseku">
     <w:name w:val="Default Paragraph Font"/>
     <w:uiPriority w:val="1"/>
     <w:semiHidden/>
     <w:unhideWhenUsed/>
   </w:style>
-  <w:style w:type="table" w:default="1" w:styleId="TableNormal">
+  <w:style w:type="table" w:default="1" w:styleId="Normlnatabuka">
     <w:name w:val="Normal Table"/>
     <w:uiPriority w:val="99"/>
     <w:semiHidden/>
@@ -14620,15 +14600,15 @@
       </w:tblCellMar>
     </w:tblPr>
   </w:style>
-  <w:style w:type="numbering" w:default="1" w:styleId="NoList">
+  <w:style w:type="numbering" w:default="1" w:styleId="Bezzoznamu">
     <w:name w:val="No List"/>
     <w:uiPriority w:val="99"/>
     <w:semiHidden/>
     <w:unhideWhenUsed/>
   </w:style>
-  <w:style w:type="paragraph" w:styleId="ListParagraph">
+  <w:style w:type="paragraph" w:styleId="Odsekzoznamu">
     <w:name w:val="List Paragraph"/>
-    <w:basedOn w:val="Normal"/>
+    <w:basedOn w:val="Normlny"/>
     <w:uiPriority w:val="34"/>
     <w:qFormat/>
     <w:rsid w:val="009879EC"/>
@@ -14637,9 +14617,9 @@
       <w:contextualSpacing/>
     </w:pPr>
   </w:style>
-  <w:style w:type="paragraph" w:styleId="NormalWeb">
+  <w:style w:type="paragraph" w:styleId="Normlnywebov">
     <w:name w:val="Normal (Web)"/>
-    <w:basedOn w:val="Normal"/>
+    <w:basedOn w:val="Normlny"/>
     <w:uiPriority w:val="99"/>
     <w:semiHidden/>
     <w:unhideWhenUsed/>
